--- a/LevSelector_resume_short.docx
+++ b/LevSelector_resume_short.docx
@@ -582,21 +582,7 @@
           <w:rFonts w:cstheme="minorHAnsi"/>
           <w:b/>
         </w:rPr>
-        <w:t>Enterprise AI Solutions</w:t>
-      </w:r>
-      <w:r>
-        <w:rPr>
-          <w:rFonts w:cstheme="minorHAnsi"/>
-          <w:b/>
-        </w:rPr>
-        <w:t xml:space="preserve"> - </w:t>
-      </w:r>
-      <w:r>
-        <w:rPr>
-          <w:rFonts w:cstheme="minorHAnsi"/>
-          <w:b/>
-        </w:rPr>
-        <w:t>President, Lead AI Architect</w:t>
+        <w:t>Enterprise AI Solutions - President, Lead AI Architect</w:t>
       </w:r>
     </w:p>
     <w:p>
@@ -952,19 +938,7 @@
         <w:rPr>
           <w:rFonts w:eastAsia="Tahoma" w:cstheme="minorHAnsi"/>
         </w:rPr>
-        <w:t>, ADF, SQL Data Warehouse</w:t>
-      </w:r>
-      <w:r>
-        <w:rPr>
-          <w:rFonts w:eastAsia="Tahoma" w:cstheme="minorHAnsi"/>
-        </w:rPr>
-        <w:t xml:space="preserve">; </w:t>
-      </w:r>
-      <w:r>
-        <w:rPr>
-          <w:rFonts w:eastAsia="Tahoma" w:cstheme="minorHAnsi"/>
-        </w:rPr>
-        <w:t xml:space="preserve">Hands on Machine Learning modeling in the cloud (Azure Machine Learning Studio, Azure Synapse Analytics, Azure Cognitive Search, Python, Scikit-Learn, </w:t>
+        <w:t xml:space="preserve">, ADF, SQL Data Warehouse; Hands on Machine Learning modeling in the cloud (Azure Machine Learning Studio, Azure Synapse Analytics, Azure Cognitive Search, Python, Scikit-Learn, </w:t>
       </w:r>
       <w:proofErr w:type="spellStart"/>
       <w:r>
@@ -1246,23 +1220,21 @@
           <w:rFonts w:cstheme="minorHAnsi"/>
           <w:b/>
         </w:rPr>
-        <w:t>Waterhouse Securities, Cantor Fitzgerald/</w:t>
-      </w:r>
-      <w:proofErr w:type="spellStart"/>
+        <w:t xml:space="preserve">Goldman Sachs, Morgan Stanley, JPMorgan Chase, Citigroup, Merrill Lynch, </w:t>
+      </w:r>
       <w:r>
         <w:rPr>
           <w:rFonts w:cstheme="minorHAnsi"/>
           <w:b/>
         </w:rPr>
-        <w:t>Espeed</w:t>
-      </w:r>
-      <w:proofErr w:type="spellEnd"/>
+        <w:t xml:space="preserve">Vanguard, </w:t>
+      </w:r>
       <w:r>
         <w:rPr>
           <w:rFonts w:cstheme="minorHAnsi"/>
           <w:b/>
         </w:rPr>
-        <w:t xml:space="preserve">, Morgan Stanley, Goldman Sachs, CSFB, JPMorgan Chase, Merrill Lynch, HSBC, Citigroup, </w:t>
+        <w:t>Waterhouse Securities, Cantor Fitzgerald/</w:t>
       </w:r>
       <w:proofErr w:type="spellStart"/>
       <w:r>
@@ -1270,7 +1242,7 @@
           <w:rFonts w:cstheme="minorHAnsi"/>
           <w:b/>
         </w:rPr>
-        <w:t>WorldQuant</w:t>
+        <w:t>Espeed</w:t>
       </w:r>
       <w:proofErr w:type="spellEnd"/>
       <w:r>
@@ -1278,14 +1250,23 @@
           <w:rFonts w:cstheme="minorHAnsi"/>
           <w:b/>
         </w:rPr>
-        <w:t xml:space="preserve">, </w:t>
-      </w:r>
+        <w:t xml:space="preserve">, CSFB, HSBC, </w:t>
+      </w:r>
+      <w:proofErr w:type="spellStart"/>
       <w:r>
         <w:rPr>
           <w:rFonts w:cstheme="minorHAnsi"/>
           <w:b/>
         </w:rPr>
-        <w:t>AppNexus</w:t>
+        <w:t>WorldQuant</w:t>
+      </w:r>
+      <w:proofErr w:type="spellEnd"/>
+      <w:r>
+        <w:rPr>
+          <w:rFonts w:cstheme="minorHAnsi"/>
+          <w:b/>
+        </w:rPr>
+        <w:t>, AppNexus</w:t>
       </w:r>
     </w:p>
     <w:p>
@@ -1306,14 +1287,12 @@
         </w:rPr>
         <w:t xml:space="preserve">Data Processing and Analytics, data preparation, migration, ETL (Extract, Transform, Load), Web </w:t>
       </w:r>
-      <w:proofErr w:type="gramStart"/>
       <w:r>
         <w:rPr>
           <w:rFonts w:cstheme="minorHAnsi"/>
         </w:rPr>
-        <w:t>applications</w:t>
-      </w:r>
-      <w:proofErr w:type="gramEnd"/>
+        <w:t>applications.</w:t>
+      </w:r>
     </w:p>
     <w:p>
       <w:pPr>
@@ -3250,6 +3229,81 @@
 </file>
 
 <file path=customXml/item1.xml><?xml version="1.0" encoding="utf-8"?>
+<p:properties xmlns:p="http://schemas.microsoft.com/office/2006/metadata/properties" xmlns:xsi="http://www.w3.org/2001/XMLSchema-instance" xmlns:pc="http://schemas.microsoft.com/office/infopath/2007/PartnerControls">
+  <documentManagement>
+    <Archive_x0020_Folder xmlns="64da1f5b-a38c-4107-95e5-cf6a066f569d">
+      <Url xsi:nil="true"/>
+      <Description xsi:nil="true"/>
+    </Archive_x0020_Folder>
+    <_dlc_DocId xmlns="2af63517-cdd9-4dbc-9fc3-f29342963558">3S2R5UPW7RFY-1344819672-35377</_dlc_DocId>
+    <_dlc_DocIdUrl xmlns="2af63517-cdd9-4dbc-9fc3-f29342963558">
+      <Url>https://attunix365.sharepoint.com/Sales/_layouts/15/DocIdRedir.aspx?ID=3S2R5UPW7RFY-1344819672-35377</Url>
+      <Description>3S2R5UPW7RFY-1344819672-35377</Description>
+    </_dlc_DocIdUrl>
+  </documentManagement>
+</p:properties>
+</file>
+
+<file path=customXml/item2.xml><?xml version="1.0" encoding="utf-8"?>
+<?mso-contentType ?>
+<FormTemplates xmlns="http://schemas.microsoft.com/sharepoint/v3/contenttype/forms">
+  <Display>DocumentLibraryForm</Display>
+  <Edit>DocumentLibraryForm</Edit>
+  <New>DocumentLibraryForm</New>
+</FormTemplates>
+</file>
+
+<file path=customXml/item3.xml><?xml version="1.0" encoding="utf-8"?>
+<?mso-contentType ?>
+<spe:Receivers xmlns:spe="http://schemas.microsoft.com/sharepoint/events">
+  <Receiver>
+    <Name>Document ID Generator</Name>
+    <Synchronization>Synchronous</Synchronization>
+    <Type>10001</Type>
+    <SequenceNumber>1000</SequenceNumber>
+    <Url/>
+    <Assembly>Microsoft.Office.DocumentManagement, Version=16.0.0.0, Culture=neutral, PublicKeyToken=71e9bce111e9429c</Assembly>
+    <Class>Microsoft.Office.DocumentManagement.Internal.DocIdHandler</Class>
+    <Data/>
+    <Filter/>
+  </Receiver>
+  <Receiver>
+    <Name>Document ID Generator</Name>
+    <Synchronization>Synchronous</Synchronization>
+    <Type>10002</Type>
+    <SequenceNumber>1001</SequenceNumber>
+    <Url/>
+    <Assembly>Microsoft.Office.DocumentManagement, Version=16.0.0.0, Culture=neutral, PublicKeyToken=71e9bce111e9429c</Assembly>
+    <Class>Microsoft.Office.DocumentManagement.Internal.DocIdHandler</Class>
+    <Data/>
+    <Filter/>
+  </Receiver>
+  <Receiver>
+    <Name>Document ID Generator</Name>
+    <Synchronization>Synchronous</Synchronization>
+    <Type>10004</Type>
+    <SequenceNumber>1002</SequenceNumber>
+    <Url/>
+    <Assembly>Microsoft.Office.DocumentManagement, Version=16.0.0.0, Culture=neutral, PublicKeyToken=71e9bce111e9429c</Assembly>
+    <Class>Microsoft.Office.DocumentManagement.Internal.DocIdHandler</Class>
+    <Data/>
+    <Filter/>
+  </Receiver>
+  <Receiver>
+    <Name>Document ID Generator</Name>
+    <Synchronization>Synchronous</Synchronization>
+    <Type>10006</Type>
+    <SequenceNumber>1003</SequenceNumber>
+    <Url/>
+    <Assembly>Microsoft.Office.DocumentManagement, Version=16.0.0.0, Culture=neutral, PublicKeyToken=71e9bce111e9429c</Assembly>
+    <Class>Microsoft.Office.DocumentManagement.Internal.DocIdHandler</Class>
+    <Data/>
+    <Filter/>
+  </Receiver>
+</spe:Receivers>
+</file>
+
+<file path=customXml/item4.xml><?xml version="1.0" encoding="utf-8"?>
 <ct:contentTypeSchema xmlns:ct="http://schemas.microsoft.com/office/2006/metadata/contentType" xmlns:ma="http://schemas.microsoft.com/office/2006/metadata/properties/metaAttributes" ct:_="" ma:_="" ma:contentTypeName="Document" ma:contentTypeID="0x01010012303682DD1E624EAE0A1A30EC64F09D" ma:contentTypeVersion="10" ma:contentTypeDescription="Create a new document." ma:contentTypeScope="" ma:versionID="cd9145ca7d6da40d3cab62edddecdd5f">
   <xsd:schema xmlns:xsd="http://www.w3.org/2001/XMLSchema" xmlns:xs="http://www.w3.org/2001/XMLSchema" xmlns:p="http://schemas.microsoft.com/office/2006/metadata/properties" xmlns:ns2="64da1f5b-a38c-4107-95e5-cf6a066f569d" xmlns:ns3="10c593e4-27dd-4126-8f99-d9e9b9766a9c" xmlns:ns4="2af63517-cdd9-4dbc-9fc3-f29342963558" targetNamespace="http://schemas.microsoft.com/office/2006/metadata/properties" ma:root="true" ma:fieldsID="843690eb3c55161a6d8609c875e2b318" ns2:_="" ns3:_="" ns4:_="">
     <xsd:import namespace="64da1f5b-a38c-4107-95e5-cf6a066f569d"/>
@@ -3477,82 +3531,34 @@
 </ct:contentTypeSchema>
 </file>
 
-<file path=customXml/item2.xml><?xml version="1.0" encoding="utf-8"?>
-<?mso-contentType ?>
-<spe:Receivers xmlns:spe="http://schemas.microsoft.com/sharepoint/events">
-  <Receiver>
-    <Name>Document ID Generator</Name>
-    <Synchronization>Synchronous</Synchronization>
-    <Type>10001</Type>
-    <SequenceNumber>1000</SequenceNumber>
-    <Url/>
-    <Assembly>Microsoft.Office.DocumentManagement, Version=16.0.0.0, Culture=neutral, PublicKeyToken=71e9bce111e9429c</Assembly>
-    <Class>Microsoft.Office.DocumentManagement.Internal.DocIdHandler</Class>
-    <Data/>
-    <Filter/>
-  </Receiver>
-  <Receiver>
-    <Name>Document ID Generator</Name>
-    <Synchronization>Synchronous</Synchronization>
-    <Type>10002</Type>
-    <SequenceNumber>1001</SequenceNumber>
-    <Url/>
-    <Assembly>Microsoft.Office.DocumentManagement, Version=16.0.0.0, Culture=neutral, PublicKeyToken=71e9bce111e9429c</Assembly>
-    <Class>Microsoft.Office.DocumentManagement.Internal.DocIdHandler</Class>
-    <Data/>
-    <Filter/>
-  </Receiver>
-  <Receiver>
-    <Name>Document ID Generator</Name>
-    <Synchronization>Synchronous</Synchronization>
-    <Type>10004</Type>
-    <SequenceNumber>1002</SequenceNumber>
-    <Url/>
-    <Assembly>Microsoft.Office.DocumentManagement, Version=16.0.0.0, Culture=neutral, PublicKeyToken=71e9bce111e9429c</Assembly>
-    <Class>Microsoft.Office.DocumentManagement.Internal.DocIdHandler</Class>
-    <Data/>
-    <Filter/>
-  </Receiver>
-  <Receiver>
-    <Name>Document ID Generator</Name>
-    <Synchronization>Synchronous</Synchronization>
-    <Type>10006</Type>
-    <SequenceNumber>1003</SequenceNumber>
-    <Url/>
-    <Assembly>Microsoft.Office.DocumentManagement, Version=16.0.0.0, Culture=neutral, PublicKeyToken=71e9bce111e9429c</Assembly>
-    <Class>Microsoft.Office.DocumentManagement.Internal.DocIdHandler</Class>
-    <Data/>
-    <Filter/>
-  </Receiver>
-</spe:Receivers>
+<file path=customXml/itemProps1.xml><?xml version="1.0" encoding="utf-8"?>
+<ds:datastoreItem xmlns:ds="http://schemas.openxmlformats.org/officeDocument/2006/customXml" ds:itemID="{FBFFCF90-186E-4CC4-A921-5B83600FD6F8}">
+  <ds:schemaRefs>
+    <ds:schemaRef ds:uri="http://schemas.microsoft.com/office/2006/metadata/properties"/>
+    <ds:schemaRef ds:uri="http://schemas.microsoft.com/office/infopath/2007/PartnerControls"/>
+    <ds:schemaRef ds:uri="64da1f5b-a38c-4107-95e5-cf6a066f569d"/>
+    <ds:schemaRef ds:uri="2af63517-cdd9-4dbc-9fc3-f29342963558"/>
+  </ds:schemaRefs>
+</ds:datastoreItem>
 </file>
 
-<file path=customXml/item3.xml><?xml version="1.0" encoding="utf-8"?>
-<?mso-contentType ?>
-<FormTemplates xmlns="http://schemas.microsoft.com/sharepoint/v3/contenttype/forms">
-  <Display>DocumentLibraryForm</Display>
-  <Edit>DocumentLibraryForm</Edit>
-  <New>DocumentLibraryForm</New>
-</FormTemplates>
+<file path=customXml/itemProps2.xml><?xml version="1.0" encoding="utf-8"?>
+<ds:datastoreItem xmlns:ds="http://schemas.openxmlformats.org/officeDocument/2006/customXml" ds:itemID="{3CAE13FE-05B6-4908-8D9C-20260D67DCF5}">
+  <ds:schemaRefs>
+    <ds:schemaRef ds:uri="http://schemas.microsoft.com/sharepoint/v3/contenttype/forms"/>
+  </ds:schemaRefs>
+</ds:datastoreItem>
 </file>
 
-<file path=customXml/item4.xml><?xml version="1.0" encoding="utf-8"?>
-<p:properties xmlns:p="http://schemas.microsoft.com/office/2006/metadata/properties" xmlns:xsi="http://www.w3.org/2001/XMLSchema-instance" xmlns:pc="http://schemas.microsoft.com/office/infopath/2007/PartnerControls">
-  <documentManagement>
-    <Archive_x0020_Folder xmlns="64da1f5b-a38c-4107-95e5-cf6a066f569d">
-      <Url xsi:nil="true"/>
-      <Description xsi:nil="true"/>
-    </Archive_x0020_Folder>
-    <_dlc_DocId xmlns="2af63517-cdd9-4dbc-9fc3-f29342963558">3S2R5UPW7RFY-1344819672-35377</_dlc_DocId>
-    <_dlc_DocIdUrl xmlns="2af63517-cdd9-4dbc-9fc3-f29342963558">
-      <Url>https://attunix365.sharepoint.com/Sales/_layouts/15/DocIdRedir.aspx?ID=3S2R5UPW7RFY-1344819672-35377</Url>
-      <Description>3S2R5UPW7RFY-1344819672-35377</Description>
-    </_dlc_DocIdUrl>
-  </documentManagement>
-</p:properties>
+<file path=customXml/itemProps3.xml><?xml version="1.0" encoding="utf-8"?>
+<ds:datastoreItem xmlns:ds="http://schemas.openxmlformats.org/officeDocument/2006/customXml" ds:itemID="{FF376670-7910-4698-8F12-2EB9DC0D4740}">
+  <ds:schemaRefs>
+    <ds:schemaRef ds:uri="http://schemas.microsoft.com/sharepoint/events"/>
+  </ds:schemaRefs>
+</ds:datastoreItem>
 </file>
 
-<file path=customXml/itemProps1.xml><?xml version="1.0" encoding="utf-8"?>
+<file path=customXml/itemProps4.xml><?xml version="1.0" encoding="utf-8"?>
 <ds:datastoreItem xmlns:ds="http://schemas.openxmlformats.org/officeDocument/2006/customXml" ds:itemID="{A2675E86-040C-41D4-ABD4-5C8682241C79}">
   <ds:schemaRefs>
     <ds:schemaRef ds:uri="http://schemas.microsoft.com/office/2006/metadata/contentType"/>
@@ -3570,31 +3576,4 @@
     <ds:schemaRef ds:uri="http://schemas.microsoft.com/internal/obd"/>
   </ds:schemaRefs>
 </ds:datastoreItem>
-</file>
-
-<file path=customXml/itemProps2.xml><?xml version="1.0" encoding="utf-8"?>
-<ds:datastoreItem xmlns:ds="http://schemas.openxmlformats.org/officeDocument/2006/customXml" ds:itemID="{FF376670-7910-4698-8F12-2EB9DC0D4740}">
-  <ds:schemaRefs>
-    <ds:schemaRef ds:uri="http://schemas.microsoft.com/sharepoint/events"/>
-  </ds:schemaRefs>
-</ds:datastoreItem>
-</file>
-
-<file path=customXml/itemProps3.xml><?xml version="1.0" encoding="utf-8"?>
-<ds:datastoreItem xmlns:ds="http://schemas.openxmlformats.org/officeDocument/2006/customXml" ds:itemID="{3CAE13FE-05B6-4908-8D9C-20260D67DCF5}">
-  <ds:schemaRefs>
-    <ds:schemaRef ds:uri="http://schemas.microsoft.com/sharepoint/v3/contenttype/forms"/>
-  </ds:schemaRefs>
-</ds:datastoreItem>
-</file>
-
-<file path=customXml/itemProps4.xml><?xml version="1.0" encoding="utf-8"?>
-<ds:datastoreItem xmlns:ds="http://schemas.openxmlformats.org/officeDocument/2006/customXml" ds:itemID="{FBFFCF90-186E-4CC4-A921-5B83600FD6F8}">
-  <ds:schemaRefs>
-    <ds:schemaRef ds:uri="http://schemas.microsoft.com/office/2006/metadata/properties"/>
-    <ds:schemaRef ds:uri="http://schemas.microsoft.com/office/infopath/2007/PartnerControls"/>
-    <ds:schemaRef ds:uri="64da1f5b-a38c-4107-95e5-cf6a066f569d"/>
-    <ds:schemaRef ds:uri="2af63517-cdd9-4dbc-9fc3-f29342963558"/>
-  </ds:schemaRefs>
-</ds:datastoreItem>
 </file>